--- a/process_log.docx
+++ b/process_log.docx
@@ -720,21 +720,7 @@
         <w:rPr>
           <w:rFonts w:ascii="Arial" w:hAnsi="Arial" w:cs="Arial"/>
         </w:rPr>
-        <w:t>Tendo a intenção de criar algumas categorias para enriquecer a qualidade dos dados, com base no storytelling, comecei por fazer uma simples segmentação dos dados por idade com a fórmula “=SE.S</w:t>
-      </w:r>
-      <w:proofErr w:type="gramStart"/>
-      <w:r>
-        <w:rPr>
-          <w:rFonts w:ascii="Arial" w:hAnsi="Arial" w:cs="Arial"/>
-        </w:rPr>
-        <w:t>()“</w:t>
-      </w:r>
-      <w:proofErr w:type="gramEnd"/>
-      <w:r>
-        <w:rPr>
-          <w:rFonts w:ascii="Arial" w:hAnsi="Arial" w:cs="Arial"/>
-        </w:rPr>
-        <w:t>, acrescentando 4 novas categorias: Jovem</w:t>
+        <w:t>Tendo a intenção de criar algumas categorias para enriquecer a qualidade dos dados, com base no storytelling, comecei por fazer uma simples segmentação dos dados por idade com a fórmula “=SE.S()“, acrescentando 4 novas categorias: Jovem</w:t>
       </w:r>
       <w:r>
         <w:rPr>
@@ -965,21 +951,7 @@
         <w:rPr>
           <w:rFonts w:ascii="Arial" w:hAnsi="Arial" w:cs="Arial"/>
         </w:rPr>
-        <w:t xml:space="preserve"> E usar “</w:t>
-      </w:r>
-      <w:proofErr w:type="gramStart"/>
-      <w:r>
-        <w:rPr>
-          <w:rFonts w:ascii="Arial" w:hAnsi="Arial" w:cs="Arial"/>
-        </w:rPr>
-        <w:t>PROCX(</w:t>
-      </w:r>
-      <w:proofErr w:type="gramEnd"/>
-      <w:r>
-        <w:rPr>
-          <w:rFonts w:ascii="Arial" w:hAnsi="Arial" w:cs="Arial"/>
-        </w:rPr>
-        <w:t>)” para fazer a ligação dos dados.</w:t>
+        <w:t xml:space="preserve"> E usar “PROCX()” para fazer a ligação dos dados.</w:t>
       </w:r>
     </w:p>
     <w:p>
@@ -1249,6 +1221,19 @@
         <w:rPr>
           <w:rFonts w:ascii="Arial" w:hAnsi="Arial" w:cs="Arial"/>
         </w:rPr>
+        <w:t>Os valores usados para as regras das condições têm como referência o valor geral das tabelas de 23,11%. Assumi valores acima de 25% como elevados. Valores médios, entre os 21% e os 25%, onde os 23,11% se encontram. E abaixo de 21%, valores baixos.</w:t>
+      </w:r>
+    </w:p>
+    <w:p>
+      <w:pPr>
+        <w:rPr>
+          <w:rFonts w:ascii="Arial" w:hAnsi="Arial" w:cs="Arial"/>
+        </w:rPr>
+      </w:pPr>
+      <w:r>
+        <w:rPr>
+          <w:rFonts w:ascii="Arial" w:hAnsi="Arial" w:cs="Arial"/>
+        </w:rPr>
         <w:t xml:space="preserve">Com base nestas condições, </w:t>
       </w:r>
       <w:r>
@@ -1256,7 +1241,21 @@
           <w:rFonts w:ascii="Arial" w:hAnsi="Arial" w:cs="Arial"/>
           <w:u w:val="single"/>
         </w:rPr>
-        <w:t>as faixas etárias dos clientes Sénior e Jovem são as que apresentam maior risco de incumprimento</w:t>
+        <w:t xml:space="preserve">a faixa etária dos clientes Jovem </w:t>
+      </w:r>
+      <w:r>
+        <w:rPr>
+          <w:rFonts w:ascii="Arial" w:hAnsi="Arial" w:cs="Arial"/>
+          <w:u w:val="single"/>
+        </w:rPr>
+        <w:t>é a</w:t>
+      </w:r>
+      <w:r>
+        <w:rPr>
+          <w:rFonts w:ascii="Arial" w:hAnsi="Arial" w:cs="Arial"/>
+          <w:u w:val="single"/>
+        </w:rPr>
+        <w:t xml:space="preserve"> que apresenta maior risco de incumprimento</w:t>
       </w:r>
       <w:r>
         <w:rPr>
@@ -1269,97 +1268,23 @@
       <w:pPr>
         <w:rPr>
           <w:rFonts w:ascii="Arial" w:hAnsi="Arial" w:cs="Arial"/>
-        </w:rPr>
-      </w:pPr>
-      <w:r>
-        <w:rPr>
-          <w:rFonts w:ascii="Arial" w:hAnsi="Arial" w:cs="Arial"/>
-          <w:b/>
-          <w:bCs/>
-        </w:rPr>
-        <w:t>Tabela dinâmica – Taxa de incumprimento (</w:t>
-      </w:r>
-      <w:r>
-        <w:rPr>
-          <w:rFonts w:ascii="Arial" w:hAnsi="Arial" w:cs="Arial"/>
-          <w:b/>
-          <w:bCs/>
-        </w:rPr>
-        <w:t>nível de rendimento</w:t>
-      </w:r>
-      <w:r>
-        <w:rPr>
-          <w:rFonts w:ascii="Arial" w:hAnsi="Arial" w:cs="Arial"/>
-          <w:b/>
-          <w:bCs/>
-        </w:rPr>
-        <w:t>)</w:t>
-      </w:r>
-    </w:p>
-    <w:p>
-      <w:pPr>
-        <w:rPr>
-          <w:rFonts w:ascii="Arial" w:hAnsi="Arial" w:cs="Arial"/>
-        </w:rPr>
-      </w:pPr>
-      <w:r>
-        <w:rPr>
-          <w:rFonts w:ascii="Arial" w:hAnsi="Arial" w:cs="Arial"/>
-        </w:rPr>
-        <w:t>Nesta tabela dinâmica procuro responder à questão relacionada com o nível de rendimento.</w:t>
-      </w:r>
-    </w:p>
-    <w:p>
-      <w:pPr>
-        <w:rPr>
-          <w:rFonts w:ascii="Arial" w:hAnsi="Arial" w:cs="Arial"/>
-        </w:rPr>
-      </w:pPr>
-      <w:r>
-        <w:rPr>
-          <w:rFonts w:ascii="Arial" w:hAnsi="Arial" w:cs="Arial"/>
-        </w:rPr>
-        <w:t xml:space="preserve">O processo foi exatamente o mesmo usado na tabela dinâmica </w:t>
-      </w:r>
-      <w:r>
-        <w:rPr>
-          <w:rFonts w:ascii="Arial" w:hAnsi="Arial" w:cs="Arial"/>
-        </w:rPr>
-        <w:t>da taxa de incumprimento (faixa etária). Mas em vez de usar dados sobre os grupos etários, usei dados sobre os níveis de rendimento.</w:t>
-      </w:r>
-    </w:p>
-    <w:p>
-      <w:pPr>
-        <w:rPr>
-          <w:rFonts w:ascii="Arial" w:hAnsi="Arial" w:cs="Arial"/>
-        </w:rPr>
-      </w:pPr>
-      <w:r>
-        <w:rPr>
-          <w:rFonts w:ascii="Arial" w:hAnsi="Arial" w:cs="Arial"/>
-        </w:rPr>
-        <w:t xml:space="preserve">Com base na informação da tabela, </w:t>
-      </w:r>
-      <w:r>
-        <w:rPr>
-          <w:rFonts w:ascii="Arial" w:hAnsi="Arial" w:cs="Arial"/>
-          <w:u w:val="single"/>
-        </w:rPr>
-        <w:t>o nível de rendimento Baixo é o que apresenta maior risco de incumprimento</w:t>
-      </w:r>
-      <w:r>
-        <w:rPr>
-          <w:rFonts w:ascii="Arial" w:hAnsi="Arial" w:cs="Arial"/>
-        </w:rPr>
-        <w:t>.</w:t>
-      </w:r>
-    </w:p>
-    <w:p>
-      <w:pPr>
-        <w:rPr>
-          <w:rFonts w:ascii="Arial" w:hAnsi="Arial" w:cs="Arial"/>
-          <w:b/>
-          <w:bCs/>
+          <w:b/>
+          <w:bCs/>
+        </w:rPr>
+      </w:pPr>
+      <w:r>
+        <w:rPr>
+          <w:rFonts w:ascii="Arial" w:hAnsi="Arial" w:cs="Arial"/>
+          <w:b/>
+          <w:bCs/>
+        </w:rPr>
+        <w:br w:type="page"/>
+      </w:r>
+    </w:p>
+    <w:p>
+      <w:pPr>
+        <w:rPr>
+          <w:rFonts w:ascii="Arial" w:hAnsi="Arial" w:cs="Arial"/>
         </w:rPr>
       </w:pPr>
       <w:r>
@@ -1377,6 +1302,97 @@
           <w:b/>
           <w:bCs/>
         </w:rPr>
+        <w:t>nível de rendimento</w:t>
+      </w:r>
+      <w:r>
+        <w:rPr>
+          <w:rFonts w:ascii="Arial" w:hAnsi="Arial" w:cs="Arial"/>
+          <w:b/>
+          <w:bCs/>
+        </w:rPr>
+        <w:t>)</w:t>
+      </w:r>
+    </w:p>
+    <w:p>
+      <w:pPr>
+        <w:rPr>
+          <w:rFonts w:ascii="Arial" w:hAnsi="Arial" w:cs="Arial"/>
+        </w:rPr>
+      </w:pPr>
+      <w:r>
+        <w:rPr>
+          <w:rFonts w:ascii="Arial" w:hAnsi="Arial" w:cs="Arial"/>
+        </w:rPr>
+        <w:t>Nesta tabela dinâmica procuro responder à questão relacionada com o nível de rendimento.</w:t>
+      </w:r>
+    </w:p>
+    <w:p>
+      <w:pPr>
+        <w:rPr>
+          <w:rFonts w:ascii="Arial" w:hAnsi="Arial" w:cs="Arial"/>
+        </w:rPr>
+      </w:pPr>
+      <w:r>
+        <w:rPr>
+          <w:rFonts w:ascii="Arial" w:hAnsi="Arial" w:cs="Arial"/>
+        </w:rPr>
+        <w:t xml:space="preserve">O processo foi exatamente o mesmo usado na tabela dinâmica </w:t>
+      </w:r>
+      <w:r>
+        <w:rPr>
+          <w:rFonts w:ascii="Arial" w:hAnsi="Arial" w:cs="Arial"/>
+        </w:rPr>
+        <w:t>da taxa de incumprimento (faixa etária). Mas em vez de usar dados sobre os grupos etários, usei dados sobre os níveis de rendimento.</w:t>
+      </w:r>
+    </w:p>
+    <w:p>
+      <w:pPr>
+        <w:rPr>
+          <w:rFonts w:ascii="Arial" w:hAnsi="Arial" w:cs="Arial"/>
+        </w:rPr>
+      </w:pPr>
+      <w:r>
+        <w:rPr>
+          <w:rFonts w:ascii="Arial" w:hAnsi="Arial" w:cs="Arial"/>
+        </w:rPr>
+        <w:t xml:space="preserve">Com base na informação da tabela, </w:t>
+      </w:r>
+      <w:r>
+        <w:rPr>
+          <w:rFonts w:ascii="Arial" w:hAnsi="Arial" w:cs="Arial"/>
+          <w:u w:val="single"/>
+        </w:rPr>
+        <w:t>o nível de rendimento Baixo é o que apresenta maior risco de incumprimento</w:t>
+      </w:r>
+      <w:r>
+        <w:rPr>
+          <w:rFonts w:ascii="Arial" w:hAnsi="Arial" w:cs="Arial"/>
+        </w:rPr>
+        <w:t>.</w:t>
+      </w:r>
+    </w:p>
+    <w:p>
+      <w:pPr>
+        <w:rPr>
+          <w:rFonts w:ascii="Arial" w:hAnsi="Arial" w:cs="Arial"/>
+          <w:b/>
+          <w:bCs/>
+        </w:rPr>
+      </w:pPr>
+      <w:r>
+        <w:rPr>
+          <w:rFonts w:ascii="Arial" w:hAnsi="Arial" w:cs="Arial"/>
+          <w:b/>
+          <w:bCs/>
+        </w:rPr>
+        <w:t>Tabela dinâmica – Taxa de incumprimento (</w:t>
+      </w:r>
+      <w:r>
+        <w:rPr>
+          <w:rFonts w:ascii="Arial" w:hAnsi="Arial" w:cs="Arial"/>
+          <w:b/>
+          <w:bCs/>
+        </w:rPr>
         <w:t>objetivo do empréstimo</w:t>
       </w:r>
       <w:r>
@@ -1666,6 +1682,24 @@
           <w:b/>
           <w:bCs/>
         </w:rPr>
+        <w:br w:type="page"/>
+      </w:r>
+    </w:p>
+    <w:p>
+      <w:pPr>
+        <w:rPr>
+          <w:rFonts w:ascii="Arial" w:hAnsi="Arial" w:cs="Arial"/>
+          <w:b/>
+          <w:bCs/>
+        </w:rPr>
+      </w:pPr>
+      <w:r>
+        <w:rPr>
+          <w:rFonts w:ascii="Arial" w:hAnsi="Arial" w:cs="Arial"/>
+          <w:b/>
+          <w:bCs/>
+        </w:rPr>
+        <w:lastRenderedPageBreak/>
         <w:t xml:space="preserve">Dashboard </w:t>
       </w:r>
       <w:r>
